--- a/docs/Руководство_пользователя_Спортивный_клуб.docx
+++ b/docs/Руководство_пользователя_Спортивный_клуб.docx
@@ -103,7 +103,6 @@
           <w:b/>
           <w:i w:val="0"/>
         </w:rPr>
-        <w:t>по ГОСТ 19.505-79 (ЕСПД)</w:t>
       </w:r>
     </w:p>
     <w:p>
@@ -337,7 +336,7 @@
           <w:b w:val="0"/>
           <w:i w:val="0"/>
         </w:rPr>
-        <w:t>Информационная система «Спортивный клуб» предназначена для учёта занятий и посещаемости: она хранит данные о клиентах, секциях, тренерах и залах, позволяет записывать клиентов в группы, отмечать посещения, оформлять абонементы со скидкой, строить расписание и печатать документ «Расписание зала».</w:t>
+        <w:t>Система «Спортивный клуб» нужна для учёта занятий и посещаемости. В ней хранятся клиенты, секции, тренеры и залы, клиентов можно записывать в группы, отмечать посещения, оформлять абонементы со скидкой, смотреть расписание и печатать документ «Расписание зала».</w:t>
       </w:r>
     </w:p>
     <w:p>
@@ -447,7 +446,7 @@
               <w:rPr>
                 <w:sz w:val="24"/>
               </w:rPr>
-              <w:t>Всё, что оператор, а также: управление группами, секциями, тренерами, залами; создание и просмотр пользователей-операторов</w:t>
+              <w:t>То же, что у оператора, плюс группы, секции, тренеры, залы и добавление операторов</w:t>
             </w:r>
           </w:p>
         </w:tc>
@@ -483,7 +482,7 @@
               <w:rPr>
                 <w:sz w:val="24"/>
               </w:rPr>
-              <w:t>Работа с клиентами, записями, посещениями и абонементами; запросы, расписание, печать документа. Страницы администратора недоступны (ошибка 403)</w:t>
+              <w:t>Клиенты, записи, посещения, абонементы, запросы, расписание и печать документа. Страницы администратора ему недоступны (ошибка 403)</w:t>
             </w:r>
           </w:p>
         </w:tc>
@@ -520,7 +519,7 @@
           <w:b w:val="0"/>
           <w:i w:val="0"/>
         </w:rPr>
-        <w:t>Требуются Python 3.9 или новее и Git. Команды выполняются в терминале (на macOS и Linux — python3, на Windows — python):</w:t>
+        <w:t>Нужны Python 3.9 или новее и Git. Команды вводятся в терминале (на macOS и Linux — python3, на Windows — python):</w:t>
       </w:r>
     </w:p>
     <w:p>
@@ -637,7 +636,7 @@
           <w:b w:val="0"/>
           <w:i w:val="0"/>
         </w:rPr>
-        <w:t>После запуска система доступна в браузере по адресу http://127.0.0.1:8000/. Команда seed_demo создаёт демонстрационные учётные записи: администратор admin_club / admin12345 и оператор operator / operator12345.</w:t>
+        <w:t>После запуска система открывается в браузере по адресу http://127.0.0.1:8000/. Команда seed_demo создаёт тестовые данные и две учётные записи: администратор admin_club / admin12345 и оператор operator / operator12345.</w:t>
       </w:r>
     </w:p>
     <w:p>
@@ -658,7 +657,7 @@
           <w:b w:val="0"/>
           <w:i w:val="0"/>
         </w:rPr>
-        <w:t>Чтобы создать своего суперпользователя вместе с демонстрационными данными, укажите логин и пароль в параметрах команды (пароль в репозиторий не записывается):</w:t>
+        <w:t>Чтобы создать свою учётную запись администратора, укажите логин и пароль в параметрах команды:</w:t>
       </w:r>
     </w:p>
     <w:p>
@@ -845,7 +844,7 @@
           <w:b w:val="0"/>
           <w:i w:val="0"/>
         </w:rPr>
-        <w:t>Слева расположено меню, разделённое на блоки «Работа», «Справочники» (только администратор), «Расписание и отчёты» и «Администрирование» (только администратор). На главной странице показаны сводные карточки (клиенты, секции, группы, записи), диаграмма заполненности групп (лимит 10 человек) и распределение мужчин и женщин по секциям.</w:t>
+        <w:t>Слева находится меню с блоками «Работа», «Справочники», «Расписание и отчёты» и «Администрирование»; справочники и администрирование видит только администратор. На главной странице показаны общие цифры (клиенты, секции, группы, записи), заполненность групп (максимум 10 человек) и число мужчин и женщин по секциям.</w:t>
       </w:r>
     </w:p>
     <w:p>
@@ -972,7 +971,7 @@
           <w:b w:val="0"/>
           <w:i w:val="0"/>
         </w:rPr>
-        <w:t>Раздел «Клиенты» содержит таблицу клиентов. Список разбит на страницы, внизу находятся кнопки «Назад» и «Вперёд». В конце каждой строки расположены действия «стоимость», «изменить» и «удалить».</w:t>
+        <w:t>Раздел «Клиенты» — это таблица клиентов. Список разбит на страницы, внизу находятся кнопки «Назад» и «Вперёд». В конце каждой строки расположены действия «стоимость», «изменить» и «удалить».</w:t>
       </w:r>
     </w:p>
     <w:p>
@@ -1287,7 +1286,7 @@
           <w:b w:val="0"/>
           <w:i w:val="0"/>
         </w:rPr>
-        <w:t>В одной группе может быть не более 10 действующих клиентов. Если лимит исчерпан, система не сохранит запись и покажет сообщение об ошибке — это контролируют триггеры базы данных.</w:t>
+        <w:t>В группе может быть не больше 10 клиентов. Если группа заполнена, запись не сохранится и появится сообщение об ошибке (за это отвечают триггеры в базе данных).</w:t>
       </w:r>
     </w:p>
     <w:p>
@@ -1583,7 +1582,7 @@
           <w:b w:val="0"/>
           <w:i w:val="0"/>
         </w:rPr>
-        <w:t>Страница «Расписание недели» показывает семь колонок по дням недели. В карточке занятия — время начала и окончания, секция, тренер, зал и число клиентов из 10 возможных. Цвет карточки соответствует секции.</w:t>
+        <w:t>На странице «Расписание недели» по колонкам расписаны дни недели. В карточке занятия — время начала и окончания, секция, тренер, зал и число клиентов из 10 возможных. Цвет карточки соответствует секции.</w:t>
       </w:r>
     </w:p>
     <w:p>
@@ -1657,7 +1656,7 @@
           <w:b w:val="0"/>
           <w:i w:val="0"/>
         </w:rPr>
-        <w:t>Запрос выводит все группы и число клиентов на сегодняшний день.</w:t>
+        <w:t>Показывает все группы и число клиентов в них на сегодня.</w:t>
       </w:r>
     </w:p>
     <w:p>
@@ -1731,7 +1730,7 @@
           <w:b w:val="0"/>
           <w:i w:val="0"/>
         </w:rPr>
-        <w:t>Запрос выводит для каждого вида занятий число текущих клиентов-мужчин и клиентов-женщин.</w:t>
+        <w:t>Показывает по каждому виду занятий, сколько сейчас занимается мужчин и женщин.</w:t>
       </w:r>
     </w:p>
     <w:p>
@@ -1887,7 +1886,7 @@
           <w:b w:val="0"/>
           <w:i w:val="0"/>
         </w:rPr>
-        <w:t>Справочники доступны в блоке «Справочники». Для группы указываются секция, тренер, зал, день недели, время начала, длительность и стоимость. Если длительность оставить пустой, будет установлено значение 60 минут.</w:t>
+        <w:t>Справочники находятся в блоке «Справочники». Для группы нужно выбрать секцию, тренера и зал, указать день недели, время начала и стоимость. Если оставить длительность пустой, поставится 60 минут.</w:t>
       </w:r>
     </w:p>
     <w:p>
@@ -2014,7 +2013,7 @@
           <w:b w:val="0"/>
           <w:i w:val="0"/>
         </w:rPr>
-        <w:t>В разделе «Пользователи» администратор видит список учётных записей и добавляет операторов (логин, пароль, имя). Форма «Добавить оператора» создаёт учётную запись с ролью «оператор»; пары логин–пароль хранятся в таблице пользователей БД.</w:t>
+        <w:t>В разделе «Пользователи» администратор видит список учётных записей и может добавить оператора (логин, пароль, имя). Форма «Добавить оператора» создаёт учётную запись с ролью «оператор»; пары логин–пароль хранятся в таблице пользователей БД.</w:t>
       </w:r>
     </w:p>
     <w:p>
@@ -2302,7 +2301,7 @@
               <w:rPr>
                 <w:sz w:val="24"/>
               </w:rPr>
-              <w:t>Не активировано виртуальное окружение: source .venv/bin/activate, затем pip install -r requirements.txt</w:t>
+              <w:t>Не включено виртуальное окружение: выполните source .venv/bin/activate, затем pip install -r requirements.txt</w:t>
             </w:r>
           </w:p>
         </w:tc>
